--- a/FJL-F01-TD-Vision.docx
+++ b/FJL-F01-TD-Vision.docx
@@ -1203,7 +1203,7 @@
                 <w:b w:val="false"/>
                 <w:bCs w:val="false"/>
               </w:rPr>
-              <w:t xml:space="preserve">Comisión Nacional de Seguros y Fianzas, órgano desconcentrado de la SHCP; gestiona la oferta de renta vitalicia.</w:t>
+              <w:t xml:space="preserve">Comisión Nacional de Seguros y Fianzas, órgano desconcentrado de la SHCP; su servicio se consume para completar la determinación del beneficio pensionario.</w:t>
             </w:r>
           </w:p>
         </w:tc>
